--- a/cf/jm/u/files/u043.docx
+++ b/cf/jm/u/files/u043.docx
@@ -20,7 +20,7 @@
     </w:p>
     <w:p>
       <w:r>
-        <w:t>請針對每個題目，把答案填在「回答：」後面（越具體越好）；填好後請放回您的部門資料夾即可，不需回信。</w:t>
+        <w:t>這份問卷是想更了解您的實際作業，好把您的 AI 助理做得更貼近需求。第一部分請把答案填在「回答：」後面（越具體越好）；第二部分只是先讓您了解，之後用的時候再一起調整，不用現在填。填好後放回您的部門資料夾即可，不需回信。</w:t>
       </w:r>
     </w:p>
     <w:p>
@@ -32,8 +32,16 @@
       </w:r>
     </w:p>
     <w:p>
+      <w:pPr>
+        <w:pStyle w:val="Heading2"/>
+      </w:pPr>
       <w:r>
-        <w:t>1. 各生管的Excel排程計畫欄位一致嗎？如何整合成統一計畫？</w:t>
+        <w:t>一、請您提供或確認的事情</w:t>
+      </w:r>
+    </w:p>
+    <w:p>
+      <w:r>
+        <w:t>1. 你想請 AI 幫你做哪一件事？（把各生管各自做的 Excel 排程計畫彙整成一份，並幫你標出延遲、衝突、過載的異常）</w:t>
       </w:r>
     </w:p>
     <w:p>
@@ -43,7 +51,7 @@
     </w:p>
     <w:p>
       <w:r>
-        <w:t>2. 排程資料分散在各生管郵件，能否改為統一收集或匯出？</w:t>
+        <w:t>2. 資料從哪裡來？（各生管自己做的 Excel 排程計畫，目前散在各人的郵件裡）</w:t>
       </w:r>
     </w:p>
     <w:p>
@@ -53,7 +61,7 @@
     </w:p>
     <w:p>
       <w:r>
-        <w:t>3. 要監控哪些異常（設備衝突、逾期風險、產能負荷）？判定門檻為何？</w:t>
+        <w:t>3. 你希望它最後生出什麼？（一張整合的生產工作計畫（工單、料號、機台、計畫起迄、需求交期、狀態），加一份異常與待補清單）</w:t>
       </w:r>
     </w:p>
     <w:p>
@@ -63,7 +71,7 @@
     </w:p>
     <w:p>
       <w:r>
-        <w:t>4. 統一生產工作計畫的目標欄位與格式為何？</w:t>
+        <w:t>4. 它要拿什麼當比對底稿？（機台／產線的產能基準、排程欄位定義、優先序規則）</w:t>
       </w:r>
     </w:p>
     <w:p>
@@ -73,7 +81,7 @@
     </w:p>
     <w:p>
       <w:r>
-        <w:t>5. 有無設備/線別產能基準可供比對？</w:t>
+        <w:t>5. 有沒有一定要守住的？（不能自己改原排程日期，只標異常；日期、機台照實抄不能編）</w:t>
       </w:r>
     </w:p>
     <w:p>
@@ -83,12 +91,45 @@
     </w:p>
     <w:p>
       <w:r>
-        <w:t>6. 異常標出後由誰協調處置？</w:t>
+        <w:t>6. 先講清楚：它出的是整合草稿，最終由經理確認</w:t>
       </w:r>
     </w:p>
     <w:p>
       <w:r>
         <w:t>回答：</w:t>
+      </w:r>
+    </w:p>
+    <w:p>
+      <w:pPr>
+        <w:pStyle w:val="Heading2"/>
+      </w:pPr>
+      <w:r>
+        <w:t>二、要用了之後、跟 AI 一起調整的事情（先了解即可，不用現在填）</w:t>
+      </w:r>
+    </w:p>
+    <w:p>
+      <w:r>
+        <w:t>• 拿 2~3 份真的排程（含機台時段重疊、交期落後）給它，看它有沒有正確抓出衝突和延遲</w:t>
+      </w:r>
+    </w:p>
+    <w:p>
+      <w:r>
+        <w:t>• 確認它只標異常、不會偷改原排程日期；會改的話就在提示詞裡加強</w:t>
+      </w:r>
+    </w:p>
+    <w:p>
+      <w:r>
+        <w:t>• 如果衝突判斷不準，檢查機台產能基準、優先序規則有沒有正確放進知識庫</w:t>
+      </w:r>
+    </w:p>
+    <w:p>
+      <w:r>
+        <w:t>• 各生管的 Excel 欄位如果格式不一，先統一或把對照放進知識庫，彙整才不會亂</w:t>
+      </w:r>
+    </w:p>
+    <w:p>
+      <w:r>
+        <w:t>• 用熟後把經理常關注的異常類型回饋給它，讓它抓得更準</w:t>
       </w:r>
     </w:p>
     <w:p/>
@@ -101,8 +142,16 @@
       </w:r>
     </w:p>
     <w:p>
+      <w:pPr>
+        <w:pStyle w:val="Heading2"/>
+      </w:pPr>
       <w:r>
-        <w:t>1. SAP報工資料匯出欄位為何？含標準工時與實際工時嗎？</w:t>
+        <w:t>一、請您提供或確認的事情</w:t>
+      </w:r>
+    </w:p>
+    <w:p>
+      <w:r>
+        <w:t>1. 你想請 AI 幫你做哪一件事？（把 SAP 報工資料整理成報工效率，並把低效或異常的挑出來）</w:t>
       </w:r>
     </w:p>
     <w:p>
@@ -112,7 +161,7 @@
     </w:p>
     <w:p>
       <w:r>
-        <w:t>2. 效率如何定義（標準工時÷實際工時）？要依作業員、設備還是料號彙整？</w:t>
+        <w:t>2. 資料從哪裡來？（SAP 的報工資料，含標準工時和實際工時）</w:t>
       </w:r>
     </w:p>
     <w:p>
@@ -122,7 +171,7 @@
     </w:p>
     <w:p>
       <w:r>
-        <w:t>3. 低效/異常的判定門檻為何（如效率&lt;80%）？</w:t>
+        <w:t>3. 你希望它最後生出什麼？（一張報工效率彙整（工單、人員／機台、標準工時、實際工時、效率%、狀態），加一份異常與待補清單）</w:t>
       </w:r>
     </w:p>
     <w:p>
@@ -132,7 +181,7 @@
     </w:p>
     <w:p>
       <w:r>
-        <w:t>4. 報工效率彙整的目標格式與圖表需求為何？</w:t>
+        <w:t>4. 效率怎麼算？（效率＝標準工時÷實際工時；超過 100% 算超前，低於設定門檻算低效要檢討）</w:t>
       </w:r>
     </w:p>
     <w:p>
@@ -142,7 +191,7 @@
     </w:p>
     <w:p>
       <w:r>
-        <w:t>5. 缺標準工時的工單如何處理？</w:t>
+        <w:t>5. 有沒有一定要對的？（效率計算要 100% 正確；門檻判定要對，異常（例如實際工時是 0）100% 標出）</w:t>
       </w:r>
     </w:p>
     <w:p>
@@ -152,12 +201,45 @@
     </w:p>
     <w:p>
       <w:r>
-        <w:t>6. 效率偏離原因是否僅供推斷、標待確認？</w:t>
+        <w:t>6. 先講清楚：它出的是彙整草稿，最終由經理確認</w:t>
       </w:r>
     </w:p>
     <w:p>
       <w:r>
         <w:t>回答：</w:t>
+      </w:r>
+    </w:p>
+    <w:p>
+      <w:pPr>
+        <w:pStyle w:val="Heading2"/>
+      </w:pPr>
+      <w:r>
+        <w:t>二、要用了之後、跟 AI 一起調整的事情（先了解即可，不用現在填）</w:t>
+      </w:r>
+    </w:p>
+    <w:p>
+      <w:r>
+        <w:t>• 拿一份真的報工資料給它，看效率算得對不對、超前／正常／低效／異常分得對不對</w:t>
+      </w:r>
+    </w:p>
+    <w:p>
+      <w:r>
+        <w:t>• 故意放一筆實際工時為 0，確認它會標『異常』而不是算出一個怪數字</w:t>
+      </w:r>
+    </w:p>
+    <w:p>
+      <w:r>
+        <w:t>• 如果門檻判定不合你意，把你們的效率門檻寫清楚放進知識庫</w:t>
+      </w:r>
+    </w:p>
+    <w:p>
+      <w:r>
+        <w:t>• 報工欄位定義有變就同步更新知識庫，避免它抓錯欄位</w:t>
+      </w:r>
+    </w:p>
+    <w:p>
+      <w:r>
+        <w:t>• 用熟後把經理想多看的維度（例如按人員或按機台）回饋給它，讓彙整更貼近需求</w:t>
       </w:r>
     </w:p>
     <w:p/>
@@ -170,8 +252,16 @@
       </w:r>
     </w:p>
     <w:p>
+      <w:pPr>
+        <w:pStyle w:val="Heading2"/>
+      </w:pPr>
       <w:r>
-        <w:t>1. SAP重工工時資料匯出欄位為何？含正常工時、重工工時與重工原因嗎？</w:t>
+        <w:t>一、請您提供或確認的事情</w:t>
+      </w:r>
+    </w:p>
+    <w:p>
+      <w:r>
+        <w:t>1. 你想請 AI 幫你做哪一件事？（把 SAP 工時資料算出重工占比，把占比偏高的挑出來檢討）</w:t>
       </w:r>
     </w:p>
     <w:p>
@@ -181,7 +271,7 @@
     </w:p>
     <w:p>
       <w:r>
-        <w:t>2. 重工占比如何定義（重工工時÷總工時）？要依料號、設備還是原因彙整？</w:t>
+        <w:t>2. 資料從哪裡來？（SAP 工時資料，含正常工時和重工工時）</w:t>
       </w:r>
     </w:p>
     <w:p>
@@ -191,7 +281,7 @@
     </w:p>
     <w:p>
       <w:r>
-        <w:t>3. 重工原因如何分類（尺寸超差、表面不良、首件校正等）？</w:t>
+        <w:t>3. 你希望它最後生出什麼？（一張重工占比彙整（工單、正常工時、重工工時、總工時、重工占比%、原因、狀態），加一份重點檢討與待補清單）</w:t>
       </w:r>
     </w:p>
     <w:p>
@@ -201,7 +291,7 @@
     </w:p>
     <w:p>
       <w:r>
-        <w:t>4. 重點檢討的門檻為何（如重工占比&gt;15%）？</w:t>
+        <w:t>4. 占比怎麼算？（重工占比＝重工工時÷總工時；偏高就要追原因，例如尺寸超差、刀傷、程式問題）</w:t>
       </w:r>
     </w:p>
     <w:p>
@@ -211,7 +301,7 @@
     </w:p>
     <w:p>
       <w:r>
-        <w:t>5. 重工占比彙整的目標格式與圖表需求為何？</w:t>
+        <w:t>5. 有沒有一定要對的？（占比計算要 100% 正確；偏高項和缺原因碼的項目 100% 標出）</w:t>
       </w:r>
     </w:p>
     <w:p>
@@ -221,12 +311,45 @@
     </w:p>
     <w:p>
       <w:r>
-        <w:t>6. 缺重工原因的工單如何處理？</w:t>
+        <w:t>6. 先講清楚：它出的是彙整草稿，最終由經理確認</w:t>
       </w:r>
     </w:p>
     <w:p>
       <w:r>
         <w:t>回答：</w:t>
+      </w:r>
+    </w:p>
+    <w:p>
+      <w:pPr>
+        <w:pStyle w:val="Heading2"/>
+      </w:pPr>
+      <w:r>
+        <w:t>二、要用了之後、跟 AI 一起調整的事情（先了解即可，不用現在填）</w:t>
+      </w:r>
+    </w:p>
+    <w:p>
+      <w:r>
+        <w:t>• 拿一份真的含重工的資料給它，看占比算得對不對、原因碼有沒有正確對到分類</w:t>
+      </w:r>
+    </w:p>
+    <w:p>
+      <w:r>
+        <w:t>• 故意留一筆缺原因碼的，確認它會標『待補』而不是自己補一個原因</w:t>
+      </w:r>
+    </w:p>
+    <w:p>
+      <w:r>
+        <w:t>• 如果原因分類常對不上，把重工原因分類、門檻定義補進知識庫</w:t>
+      </w:r>
+    </w:p>
+    <w:p>
+      <w:r>
+        <w:t>• 工時欄位定義有變就同步更新知識庫</w:t>
+      </w:r>
+    </w:p>
+    <w:p>
+      <w:r>
+        <w:t>• 用熟後把經理重點想追的重工原因回饋給它，讓它彙整得更聚焦</w:t>
       </w:r>
     </w:p>
     <w:p/>
